--- a/사용법.docx
+++ b/사용법.docx
@@ -6,33 +6,8 @@
       <w:pPr>
         <w:pStyle w:val="a3"/>
       </w:pPr>
-      <w:proofErr w:type="spellStart"/>
-      <w:r>
-        <w:t>컴시간</w:t>
-      </w:r>
-      <w:proofErr w:type="spellEnd"/>
-      <w:r>
-        <w:t xml:space="preserve"> ↔ NEIS </w:t>
-      </w:r>
-      <w:r>
-        <w:t>시간표</w:t>
-      </w:r>
-      <w:r>
-        <w:t xml:space="preserve"> </w:t>
-      </w:r>
-      <w:proofErr w:type="spellStart"/>
-      <w:r>
-        <w:t>대조기</w:t>
-      </w:r>
-      <w:proofErr w:type="spellEnd"/>
-      <w:r>
-        <w:t xml:space="preserve"> (</w:t>
-      </w:r>
-      <w:r>
-        <w:t>브라우저판</w:t>
-      </w:r>
-      <w:r>
-        <w:t>)</w:t>
+      <w:r>
+        <w:t xml:space="preserve">Daily Checker — 컴시간 ↔ NEIS 시간표 대조</w:t>
       </w:r>
     </w:p>
     <w:p>
@@ -280,7 +255,7 @@
               <w:rPr>
                 <w:rStyle w:val="CodeChar"/>
               </w:rPr>
-              <w:t>시간표대조</w:t>
+              <w:t xml:space="preserve">Daily Checker</w:t>
             </w:r>
             <w:proofErr w:type="spellEnd"/>
             <w:r>
@@ -330,24 +305,8 @@
       </w:pPr>
     </w:p>
     <w:p>
-      <w:proofErr w:type="spellStart"/>
-      <w:r>
-        <w:t>파이썬도</w:t>
-      </w:r>
-      <w:proofErr w:type="spellEnd"/>
-      <w:r>
-        <w:t xml:space="preserve">, </w:t>
-      </w:r>
-      <w:proofErr w:type="spellStart"/>
-      <w:r>
-        <w:t>openpyxl</w:t>
-      </w:r>
-      <w:proofErr w:type="spellEnd"/>
-      <w:r>
-        <w:t>도</w:t>
-      </w:r>
-      <w:r>
-        <w:t xml:space="preserve">, </w:t>
+      <w:r>
+        <w:t xml:space="preserve">설치할 것이 없습니다. </w:t>
       </w:r>
       <w:r>
         <w:t>인터넷</w:t>
@@ -530,7 +489,7 @@
         <w:rPr>
           <w:rStyle w:val="CodeChar"/>
         </w:rPr>
-        <w:t>시간표대조</w:t>
+        <w:t xml:space="preserve">Daily Checker</w:t>
       </w:r>
       <w:proofErr w:type="spellEnd"/>
       <w:r>
@@ -1054,7 +1013,7 @@
         <w:rPr>
           <w:rStyle w:val="CodeChar"/>
         </w:rPr>
-        <w:t>시간표대조</w:t>
+        <w:t xml:space="preserve">Daily Checker</w:t>
       </w:r>
       <w:proofErr w:type="spellEnd"/>
       <w:r>
@@ -4747,150 +4706,124 @@
         <w:t xml:space="preserve">. </w:t>
       </w:r>
       <w:r>
-        <w:t>2026.09.</w:t>
-      </w:r>
-      <w:proofErr w:type="gramStart"/>
-      <w:r>
-        <w:t>17.(</w:t>
-      </w:r>
-      <w:proofErr w:type="gramEnd"/>
-      <w:r>
-        <w:t>목</w:t>
-      </w:r>
-      <w:r>
-        <w:t xml:space="preserve">) </w:t>
-      </w:r>
-      <w:r>
-        <w:t>파일로</w:t>
-      </w:r>
-      <w:r>
-        <w:t xml:space="preserve"> </w:t>
-      </w:r>
-      <w:r>
-        <w:t>확인했고</w:t>
+        <w:t>정상으로</w:t>
+      </w:r>
+      <w:r>
+        <w:t xml:space="preserve"> </w:t>
+      </w:r>
+      <w:r>
+        <w:t>넘어갑니다</w:t>
+      </w:r>
+      <w:r>
+        <w:t>.</w:t>
+      </w:r>
+    </w:p>
+    <w:p>
+      <w:r>
+        <w:t>혹시</w:t>
+      </w:r>
+      <w:r>
+        <w:t xml:space="preserve"> </w:t>
+      </w:r>
+      <w:proofErr w:type="spellStart"/>
+      <w:r>
+        <w:t>컴시간</w:t>
+      </w:r>
+      <w:proofErr w:type="spellEnd"/>
+      <w:r>
+        <w:t xml:space="preserve"> </w:t>
+      </w:r>
+      <w:r>
+        <w:t>설정이</w:t>
+      </w:r>
+      <w:r>
+        <w:t xml:space="preserve"> </w:t>
+      </w:r>
+      <w:r>
+        <w:t>바뀌어</w:t>
+      </w:r>
+      <w:r>
+        <w:t xml:space="preserve"> 8·9</w:t>
+      </w:r>
+      <w:r>
+        <w:t>교시가</w:t>
+      </w:r>
+      <w:r>
+        <w:t xml:space="preserve"> </w:t>
+      </w:r>
+      <w:r>
+        <w:t>나오더라도</w:t>
       </w:r>
       <w:r>
         <w:t xml:space="preserve">, </w:t>
       </w:r>
       <w:r>
-        <w:t>정상으로</w:t>
-      </w:r>
-      <w:r>
-        <w:t xml:space="preserve"> </w:t>
-      </w:r>
-      <w:r>
-        <w:t>넘어갑니다</w:t>
-      </w:r>
-      <w:r>
-        <w:t>.</w:t>
-      </w:r>
-    </w:p>
-    <w:p>
-      <w:r>
-        <w:t>혹시</w:t>
-      </w:r>
-      <w:r>
-        <w:t xml:space="preserve"> </w:t>
-      </w:r>
-      <w:proofErr w:type="spellStart"/>
-      <w:r>
-        <w:t>컴시간</w:t>
-      </w:r>
-      <w:proofErr w:type="spellEnd"/>
-      <w:r>
-        <w:t xml:space="preserve"> </w:t>
-      </w:r>
-      <w:r>
-        <w:t>설정이</w:t>
-      </w:r>
-      <w:r>
-        <w:t xml:space="preserve"> </w:t>
-      </w:r>
-      <w:r>
-        <w:t>바뀌어</w:t>
+        <w:rPr>
+          <w:rStyle w:val="CodeChar"/>
+        </w:rPr>
+        <w:t>(</w:t>
+      </w:r>
+      <w:r>
+        <w:rPr>
+          <w:rStyle w:val="CodeChar"/>
+        </w:rPr>
+        <w:t>공동</w:t>
+      </w:r>
+      <w:r>
+        <w:rPr>
+          <w:rStyle w:val="CodeChar"/>
+        </w:rPr>
+        <w:t>)</w:t>
+      </w:r>
+      <w:r>
+        <w:t xml:space="preserve"> </w:t>
+      </w:r>
+      <w:r>
+        <w:t>표시가</w:t>
+      </w:r>
+      <w:r>
+        <w:t xml:space="preserve"> </w:t>
+      </w:r>
+      <w:r>
+        <w:t>붙은</w:t>
+      </w:r>
+      <w:r>
+        <w:t xml:space="preserve"> </w:t>
+      </w:r>
+      <w:r>
+        <w:t>칸은</w:t>
+      </w:r>
+      <w:r>
+        <w:t xml:space="preserve"> </w:t>
+      </w:r>
+      <w:r>
+        <w:t>대조하지</w:t>
+      </w:r>
+      <w:r>
+        <w:t xml:space="preserve"> </w:t>
+      </w:r>
+      <w:r>
+        <w:t>않습니다</w:t>
+      </w:r>
+      <w:r>
+        <w:t xml:space="preserve">. </w:t>
+      </w:r>
+      <w:r>
+        <w:t>표시가</w:t>
+      </w:r>
+      <w:r>
+        <w:t xml:space="preserve"> </w:t>
+      </w:r>
+      <w:r>
+        <w:rPr>
+          <w:b/>
+        </w:rPr>
+        <w:t>없는</w:t>
       </w:r>
       <w:r>
         <w:t xml:space="preserve"> 8·9</w:t>
       </w:r>
       <w:r>
-        <w:t>교시가</w:t>
-      </w:r>
-      <w:r>
-        <w:t xml:space="preserve"> </w:t>
-      </w:r>
-      <w:r>
-        <w:t>나오더라도</w:t>
-      </w:r>
-      <w:r>
-        <w:t xml:space="preserve">, </w:t>
-      </w:r>
-      <w:r>
-        <w:rPr>
-          <w:rStyle w:val="CodeChar"/>
-        </w:rPr>
-        <w:t>(</w:t>
-      </w:r>
-      <w:r>
-        <w:rPr>
-          <w:rStyle w:val="CodeChar"/>
-        </w:rPr>
-        <w:t>공동</w:t>
-      </w:r>
-      <w:r>
-        <w:rPr>
-          <w:rStyle w:val="CodeChar"/>
-        </w:rPr>
-        <w:t>)</w:t>
-      </w:r>
-      <w:r>
-        <w:t xml:space="preserve"> </w:t>
-      </w:r>
-      <w:r>
-        <w:t>표시가</w:t>
-      </w:r>
-      <w:r>
-        <w:t xml:space="preserve"> </w:t>
-      </w:r>
-      <w:r>
-        <w:t>붙은</w:t>
-      </w:r>
-      <w:r>
-        <w:t xml:space="preserve"> </w:t>
-      </w:r>
-      <w:r>
-        <w:t>칸은</w:t>
-      </w:r>
-      <w:r>
-        <w:t xml:space="preserve"> </w:t>
-      </w:r>
-      <w:r>
-        <w:t>대조하지</w:t>
-      </w:r>
-      <w:r>
-        <w:t xml:space="preserve"> </w:t>
-      </w:r>
-      <w:r>
-        <w:t>않습니다</w:t>
-      </w:r>
-      <w:r>
-        <w:t xml:space="preserve">. </w:t>
-      </w:r>
-      <w:r>
-        <w:t>표시가</w:t>
-      </w:r>
-      <w:r>
-        <w:t xml:space="preserve"> </w:t>
-      </w:r>
-      <w:r>
-        <w:rPr>
-          <w:b/>
-        </w:rPr>
-        <w:t>없는</w:t>
-      </w:r>
-      <w:r>
-        <w:t xml:space="preserve"> 8·9</w:t>
-      </w:r>
-      <w:r>
         <w:t>교시</w:t>
       </w:r>
       <w:r>
@@ -4910,202 +4843,6 @@
       </w:r>
       <w:r>
         <w:t>대조합니다</w:t>
-      </w:r>
-      <w:r>
-        <w:t>.</w:t>
-      </w:r>
-    </w:p>
-    <w:p>
-      <w:r>
-        <w:t>칸을</w:t>
-      </w:r>
-      <w:r>
-        <w:t xml:space="preserve"> </w:t>
-      </w:r>
-      <w:r>
-        <w:t>맞대는</w:t>
-      </w:r>
-      <w:r>
-        <w:t xml:space="preserve"> </w:t>
-      </w:r>
-      <w:r>
-        <w:t>규칙은</w:t>
-      </w:r>
-      <w:r>
-        <w:t xml:space="preserve"> </w:t>
-      </w:r>
-      <w:r>
-        <w:t>예전</w:t>
-      </w:r>
-      <w:r>
-        <w:t xml:space="preserve"> </w:t>
-      </w:r>
-      <w:proofErr w:type="spellStart"/>
-      <w:r>
-        <w:t>파이썬판과</w:t>
-      </w:r>
-      <w:proofErr w:type="spellEnd"/>
-      <w:r>
-        <w:t xml:space="preserve"> </w:t>
-      </w:r>
-      <w:r>
-        <w:t>같습니다</w:t>
-      </w:r>
-      <w:r>
-        <w:t xml:space="preserve">. </w:t>
-      </w:r>
-      <w:r>
-        <w:rPr>
-          <w:b/>
-        </w:rPr>
-        <w:t>더해진</w:t>
-      </w:r>
-      <w:r>
-        <w:rPr>
-          <w:b/>
-        </w:rPr>
-        <w:t xml:space="preserve"> </w:t>
-      </w:r>
-      <w:r>
-        <w:rPr>
-          <w:b/>
-        </w:rPr>
-        <w:t>것이</w:t>
-      </w:r>
-      <w:r>
-        <w:rPr>
-          <w:b/>
-        </w:rPr>
-        <w:t xml:space="preserve"> </w:t>
-      </w:r>
-      <w:r>
-        <w:rPr>
-          <w:b/>
-        </w:rPr>
-        <w:t>셋입니다</w:t>
-      </w:r>
-      <w:r>
-        <w:t xml:space="preserve"> — </w:t>
-      </w:r>
-      <w:r>
-        <w:t>앞의</w:t>
-      </w:r>
-      <w:r>
-        <w:t xml:space="preserve"> </w:t>
-      </w:r>
-      <w:r>
-        <w:t>날짜</w:t>
-      </w:r>
-      <w:r>
-        <w:t xml:space="preserve"> </w:t>
-      </w:r>
-      <w:r>
-        <w:t>확인</w:t>
-      </w:r>
-      <w:r>
-        <w:t xml:space="preserve">, </w:t>
-      </w:r>
-      <w:r>
-        <w:t>위의</w:t>
-      </w:r>
-      <w:r>
-        <w:t xml:space="preserve"> </w:t>
-      </w:r>
-      <w:r>
-        <w:t>공동교육과정</w:t>
-      </w:r>
-      <w:r>
-        <w:t xml:space="preserve"> </w:t>
-      </w:r>
-      <w:r>
-        <w:t>건</w:t>
-      </w:r>
-      <w:r>
-        <w:t xml:space="preserve">, </w:t>
-      </w:r>
-      <w:r>
-        <w:t>아래</w:t>
-      </w:r>
-      <w:r>
-        <w:t xml:space="preserve"> </w:t>
-      </w:r>
-      <w:r>
-        <w:rPr>
-          <w:rStyle w:val="CodeChar"/>
-        </w:rPr>
-        <w:t>(</w:t>
-      </w:r>
-      <w:r>
-        <w:rPr>
-          <w:rStyle w:val="CodeChar"/>
-        </w:rPr>
-        <w:t>보</w:t>
-      </w:r>
-      <w:r>
-        <w:rPr>
-          <w:rStyle w:val="CodeChar"/>
-        </w:rPr>
-        <w:t>)</w:t>
-      </w:r>
-      <w:r>
-        <w:t xml:space="preserve"> </w:t>
-      </w:r>
-      <w:r>
-        <w:t>표시</w:t>
-      </w:r>
-      <w:r>
-        <w:t xml:space="preserve"> </w:t>
-      </w:r>
-      <w:r>
-        <w:t>건입니다</w:t>
-      </w:r>
-      <w:r>
-        <w:t xml:space="preserve">. </w:t>
-      </w:r>
-      <w:r>
-        <w:t>셋</w:t>
-      </w:r>
-      <w:r>
-        <w:t xml:space="preserve"> </w:t>
-      </w:r>
-      <w:r>
-        <w:t>다</w:t>
-      </w:r>
-      <w:r>
-        <w:t xml:space="preserve"> </w:t>
-      </w:r>
-      <w:r>
-        <w:t>고칠</w:t>
-      </w:r>
-      <w:r>
-        <w:t xml:space="preserve"> </w:t>
-      </w:r>
-      <w:r>
-        <w:t>것</w:t>
-      </w:r>
-      <w:r>
-        <w:t xml:space="preserve"> </w:t>
-      </w:r>
-      <w:r>
-        <w:t>없는</w:t>
-      </w:r>
-      <w:r>
-        <w:t xml:space="preserve"> </w:t>
-      </w:r>
-      <w:r>
-        <w:t>자리를</w:t>
-      </w:r>
-      <w:r>
-        <w:t xml:space="preserve"> </w:t>
-      </w:r>
-      <w:r>
-        <w:t>목록에서</w:t>
-      </w:r>
-      <w:r>
-        <w:t xml:space="preserve"> </w:t>
-      </w:r>
-      <w:r>
-        <w:t>덜어냅니다</w:t>
       </w:r>
       <w:r>
         <w:t>.</w:t>
@@ -6120,24 +5857,6 @@
         <w:pStyle w:val="3"/>
       </w:pPr>
       <w:r>
-        <w:t>예전과</w:t>
-      </w:r>
-      <w:r>
-        <w:t xml:space="preserve"> </w:t>
-      </w:r>
-      <w:r>
-        <w:t>달라진</w:t>
-      </w:r>
-      <w:r>
-        <w:t xml:space="preserve"> </w:t>
-      </w:r>
-      <w:r>
-        <w:t>점</w:t>
-      </w:r>
-      <w:r>
-        <w:t xml:space="preserve"> — </w:t>
-      </w:r>
-      <w:r>
         <w:t>대응표는</w:t>
       </w:r>
       <w:r>
@@ -6160,45 +5879,6 @@
       </w:r>
     </w:p>
     <w:p>
-      <w:proofErr w:type="spellStart"/>
-      <w:r>
-        <w:t>파이썬판은</w:t>
-      </w:r>
-      <w:proofErr w:type="spellEnd"/>
-      <w:r>
-        <w:t xml:space="preserve"> </w:t>
-      </w:r>
-      <w:proofErr w:type="spellStart"/>
-      <w:r>
-        <w:rPr>
-          <w:rStyle w:val="CodeChar"/>
-        </w:rPr>
-        <w:t>subject_</w:t>
-      </w:r>
-      <w:proofErr w:type="gramStart"/>
-      <w:r>
-        <w:rPr>
-          <w:rStyle w:val="CodeChar"/>
-        </w:rPr>
-        <w:t>map.json</w:t>
-      </w:r>
-      <w:proofErr w:type="spellEnd"/>
-      <w:proofErr w:type="gramEnd"/>
-      <w:r>
-        <w:t xml:space="preserve"> </w:t>
-      </w:r>
-      <w:r>
-        <w:t>파일에</w:t>
-      </w:r>
-      <w:r>
-        <w:t xml:space="preserve"> </w:t>
-      </w:r>
-      <w:r>
-        <w:t>저장했지만</w:t>
-      </w:r>
-      <w:r>
-        <w:t xml:space="preserve">, </w:t>
-      </w:r>
       <w:r>
         <w:t>브라우저는</w:t>
       </w:r>
@@ -6757,55 +6437,6 @@
         <w:t>됩니다</w:t>
       </w:r>
       <w:r>
-        <w:t xml:space="preserve">. </w:t>
-      </w:r>
-      <w:r>
-        <w:t>예전에</w:t>
-      </w:r>
-      <w:r>
-        <w:t xml:space="preserve"> </w:t>
-      </w:r>
-      <w:r>
-        <w:t>쓰시던</w:t>
-      </w:r>
-      <w:r>
-        <w:t xml:space="preserve"> </w:t>
-      </w:r>
-      <w:proofErr w:type="spellStart"/>
-      <w:r>
-        <w:rPr>
-          <w:rStyle w:val="CodeChar"/>
-        </w:rPr>
-        <w:t>subject_</w:t>
-      </w:r>
-      <w:proofErr w:type="gramStart"/>
-      <w:r>
-        <w:rPr>
-          <w:rStyle w:val="CodeChar"/>
-        </w:rPr>
-        <w:t>map.json</w:t>
-      </w:r>
-      <w:proofErr w:type="spellEnd"/>
-      <w:proofErr w:type="gramEnd"/>
-      <w:r>
-        <w:t xml:space="preserve"> </w:t>
-      </w:r>
-      <w:r>
-        <w:t>도</w:t>
-      </w:r>
-      <w:r>
-        <w:t xml:space="preserve"> </w:t>
-      </w:r>
-      <w:r>
-        <w:t>그대로</w:t>
-      </w:r>
-      <w:r>
-        <w:t xml:space="preserve"> </w:t>
-      </w:r>
-      <w:r>
-        <w:t>가져와집니다</w:t>
-      </w:r>
-      <w:r>
         <w:t>.</w:t>
       </w:r>
     </w:p>
@@ -7647,6 +7278,26 @@
       </w:r>
       <w:r>
         <w:t>.</w:t>
+      </w:r>
+    </w:p>
+    <w:p>
+      <w:r>
+        <w:rPr>
+          <w:b/>
+        </w:rPr>
+        <w:t>확인된</w:t>
+      </w:r>
+      <w:r>
+        <w:rPr>
+          <w:b/>
+        </w:rPr>
+        <w:t xml:space="preserve"> </w:t>
+      </w:r>
+      <w:r>
+        <w:rPr>
+          <w:b/>
+        </w:rPr>
+        <w:t>것</w:t>
       </w:r>
     </w:p>
     <w:p>
@@ -7703,18 +7354,6 @@
         <w:rPr>
           <w:b/>
         </w:rPr>
-        <w:t xml:space="preserve"> 166</w:t>
-      </w:r>
-      <w:r>
-        <w:rPr>
-          <w:b/>
-        </w:rPr>
-        <w:t>칸</w:t>
-      </w:r>
-      <w:r>
-        <w:rPr>
-          <w:b/>
-        </w:rPr>
         <w:t xml:space="preserve"> </w:t>
       </w:r>
       <w:r>
@@ -7823,10 +7462,28 @@
         <w:t>없음</w:t>
       </w:r>
       <w:r>
-        <w:t xml:space="preserve"> </w:t>
-      </w:r>
-      <w:r>
-        <w:t>네</w:t>
+        <w:t xml:space="preserve"> · </w:t>
+      </w:r>
+      <w:r>
+        <w:t>이동수업</w:t>
+      </w:r>
+      <w:r>
+        <w:t xml:space="preserve"> </w:t>
+      </w:r>
+      <w:r>
+        <w:t>교사</w:t>
+      </w:r>
+      <w:r>
+        <w:t xml:space="preserve"> </w:t>
+      </w:r>
+      <w:r>
+        <w:t>없음</w:t>
+      </w:r>
+      <w:r>
+        <w:t xml:space="preserve"> </w:t>
+      </w:r>
+      <w:r>
+        <w:t>다섯</w:t>
       </w:r>
       <w:r>
         <w:t xml:space="preserve"> </w:t>
@@ -7944,27 +7601,6 @@
       </w:r>
       <w:r>
         <w:t>때</w:t>
-      </w:r>
-      <w:r>
-        <w:t>(40</w:t>
-      </w:r>
-      <w:r>
-        <w:t>개</w:t>
-      </w:r>
-      <w:r>
-        <w:t xml:space="preserve"> </w:t>
-      </w:r>
-      <w:r>
-        <w:t>새로</w:t>
-      </w:r>
-      <w:r>
-        <w:t xml:space="preserve"> </w:t>
-      </w:r>
-      <w:r>
-        <w:t>학습</w:t>
-      </w:r>
-      <w:r>
-        <w:t>)</w:t>
       </w:r>
       <w:r>
         <w:t>와</w:t>

--- a/사용법.docx
+++ b/사용법.docx
@@ -2146,109 +2146,6 @@
       </w:r>
       <w:r>
         <w:t>기능입니다</w:t>
-      </w:r>
-      <w:r>
-        <w:t>.</w:t>
-      </w:r>
-    </w:p>
-    <w:p>
-      <w:r>
-        <w:rPr>
-          <w:b/>
-        </w:rPr>
-        <w:t>목록</w:t>
-      </w:r>
-      <w:r>
-        <w:rPr>
-          <w:b/>
-        </w:rPr>
-        <w:t xml:space="preserve"> </w:t>
-      </w:r>
-      <w:r>
-        <w:rPr>
-          <w:b/>
-        </w:rPr>
-        <w:t>복사</w:t>
-      </w:r>
-      <w:r>
-        <w:t xml:space="preserve"> </w:t>
-      </w:r>
-      <w:proofErr w:type="spellStart"/>
-      <w:r>
-        <w:t>를</w:t>
-      </w:r>
-      <w:proofErr w:type="spellEnd"/>
-      <w:r>
-        <w:t xml:space="preserve"> </w:t>
-      </w:r>
-      <w:r>
-        <w:t>누르면</w:t>
-      </w:r>
-      <w:r>
-        <w:t xml:space="preserve"> </w:t>
-      </w:r>
-      <w:r>
-        <w:t>전체</w:t>
-      </w:r>
-      <w:r>
-        <w:t xml:space="preserve"> </w:t>
-      </w:r>
-      <w:r>
-        <w:t>목록이</w:t>
-      </w:r>
-      <w:r>
-        <w:t xml:space="preserve"> </w:t>
-      </w:r>
-      <w:r>
-        <w:t>글자로</w:t>
-      </w:r>
-      <w:r>
-        <w:t xml:space="preserve"> </w:t>
-      </w:r>
-      <w:r>
-        <w:t>복사됩니다</w:t>
-      </w:r>
-      <w:r>
-        <w:t xml:space="preserve">. </w:t>
-      </w:r>
-      <w:r>
-        <w:t>메신저로</w:t>
-      </w:r>
-      <w:r>
-        <w:t xml:space="preserve"> </w:t>
-      </w:r>
-      <w:r>
-        <w:t>보내거나</w:t>
-      </w:r>
-      <w:r>
-        <w:t xml:space="preserve"> </w:t>
-      </w:r>
-      <w:r>
-        <w:t>메모에</w:t>
-      </w:r>
-      <w:r>
-        <w:t xml:space="preserve"> </w:t>
-      </w:r>
-      <w:r>
-        <w:t>붙여</w:t>
-      </w:r>
-      <w:r>
-        <w:t xml:space="preserve"> </w:t>
-      </w:r>
-      <w:r>
-        <w:t>두실</w:t>
-      </w:r>
-      <w:r>
-        <w:t xml:space="preserve"> </w:t>
-      </w:r>
-      <w:r>
-        <w:t>때</w:t>
-      </w:r>
-      <w:r>
-        <w:t xml:space="preserve"> </w:t>
-      </w:r>
-      <w:r>
-        <w:t>쓰세요</w:t>
       </w:r>
       <w:r>
         <w:t>.</w:t>
